--- a/MAU BB TO TUNG/THU TUC NHAP TRAI/mau de dua vao nha tam giu/THONG BAO/7. CV DE NGHI CHO NHAP TRAI.docx
+++ b/MAU BB TO TUNG/THU TUC NHAP TRAI/mau de dua vao nha tam giu/THONG BAO/7. CV DE NGHI CHO NHAP TRAI.docx
@@ -1071,6 +1071,15 @@
           <w:sz w:val="28"/>
           <w:szCs w:val="28"/>
         </w:rPr>
+        <w:tab/>
+        <w:t xml:space="preserve">     </w:t>
+      </w:r>
+      <w:r>
+        <w:rPr>
+          <w:rFonts w:ascii="Times New Roman" w:hAnsi="Times New Roman"/>
+          <w:sz w:val="28"/>
+          <w:szCs w:val="28"/>
+        </w:rPr>
         <w:t>cấp {doituong1_ngay_cap}</w:t>
       </w:r>
       <w:r>
@@ -1079,7 +1088,7 @@
           <w:sz w:val="28"/>
           <w:szCs w:val="28"/>
         </w:rPr>
-        <w:tab/>
+        <w:t xml:space="preserve">. </w:t>
       </w:r>
       <w:r>
         <w:rPr>
@@ -1506,6 +1515,15 @@
           <w:sz w:val="28"/>
           <w:szCs w:val="28"/>
         </w:rPr>
+        <w:tab/>
+        <w:t xml:space="preserve">     </w:t>
+      </w:r>
+      <w:r>
+        <w:rPr>
+          <w:rFonts w:ascii="Times New Roman" w:hAnsi="Times New Roman"/>
+          <w:sz w:val="28"/>
+          <w:szCs w:val="28"/>
+        </w:rPr>
         <w:t>cấp {doituong</w:t>
       </w:r>
       <w:r>
@@ -1530,7 +1548,7 @@
           <w:sz w:val="28"/>
           <w:szCs w:val="28"/>
         </w:rPr>
-        <w:tab/>
+        <w:t xml:space="preserve">. </w:t>
       </w:r>
       <w:r>
         <w:rPr>
@@ -2051,7 +2069,7 @@
           <w:sz w:val="28"/>
           <w:szCs w:val="28"/>
         </w:rPr>
-        <w:tab/>
+        <w:t xml:space="preserve">. </w:t>
       </w:r>
       <w:r>
         <w:rPr>
@@ -2232,15 +2250,7 @@
           <w:sz w:val="28"/>
           <w:szCs w:val="28"/>
         </w:rPr>
-        <w:t xml:space="preserve"> Thực hiện theo khoản 3, điều 18 Luật thi hành tạm giữ, tạm giam số 94/2015/QH13 ngày 25/11/2015 của Quốc hội, </w:t>
-      </w:r>
-      <w:r>
-        <w:rPr>
-          <w:rFonts w:ascii="Times New Roman" w:hAnsi="Times New Roman"/>
-          <w:sz w:val="28"/>
-          <w:szCs w:val="28"/>
-        </w:rPr>
-        <w:t xml:space="preserve">Cơ quan CSĐT (PC) - </w:t>
+        <w:t xml:space="preserve"> Thực hiện theo khoản 3, điều 18 Luật thi hành tạm giữ, tạm giam số 94/2015/QH13 ngày 25/11/2015 của Quốc hội, Cơ quan CSĐT (PC) - </w:t>
       </w:r>
       <w:r>
         <w:rPr>
